--- a/resumes/prevoyance-axa-non-cadre.docx
+++ b/resumes/prevoyance-axa-non-cadre.docx
@@ -1183,7 +1183,21 @@
           <w:b w:val="0"/>
           <w:i w:val="0"/>
         </w:rPr>
-        <w:t>Le document « ICO Information Assistance AXA » décrit un autre contrat d'assistance (n° 2713840) aux limites différentes ; son rattachement à ce régime n'est pas établi.</w:t>
+        <w:t xml:space="preserve">Une autre notice d'information décrit l'ensemble des assistances AXA possibles (contrat n° 2713840), aux limites différentes : voir le </w:t>
+      </w:r>
+      <w:r>
+        <w:rPr>
+          <w:b w:val="0"/>
+          <w:i w:val="0"/>
+        </w:rPr>
+        <w:t>résumé Assistances AXA</w:t>
+      </w:r>
+      <w:r>
+        <w:rPr>
+          <w:b w:val="0"/>
+          <w:i w:val="0"/>
+        </w:rPr>
+        <w:t>.</w:t>
       </w:r>
     </w:p>
     <w:p>

--- a/resumes/prevoyance-axa-non-cadre.docx
+++ b/resumes/prevoyance-axa-non-cadre.docx
@@ -10,7 +10,7 @@
         <w:rPr>
           <w:color w:val="14203A"/>
         </w:rPr>
-        <w:t>Prevoyance AXA (deces, incapacite, invalidite) - Non cadre</w:t>
+        <w:t>Prévoyance AXA (décès, incapacité, invalidité) — cadres et non cadres</w:t>
       </w:r>
     </w:p>
     <w:p>

--- a/resumes/prevoyance-axa-non-cadre.docx
+++ b/resumes/prevoyance-axa-non-cadre.docx
@@ -252,7 +252,7 @@
           <w:b w:val="0"/>
           <w:i w:val="0"/>
         </w:rPr>
-        <w:t xml:space="preserve"> (comparaison page par page des deux notices). Seuls le numéro de contrat et le groupe assuré diffèrent. Les notices ne précisent pas quelles catégories de personnel entrent dans chaque groupe : cette définition relève du dispositif d'entreprise.</w:t>
+        <w:t>. Seuls le numéro de contrat et le groupe assuré diffèrent.</w:t>
       </w:r>
     </w:p>
     <w:p>
